--- a/Тендерный юрист — памятка для занятия с мамой.docx
+++ b/Тендерный юрист — памятка для занятия с мамой.docx
@@ -296,7 +296,7 @@
                 <w:sz w:val="18"/>
                 <w:szCs w:val="18"/>
               </w:rPr>
-              <w:t xml:space="preserve">загрузить в «Документы компании»: по ним приложение пишет в её стиле и заполняет реквизиты</w:t>
+              <w:t xml:space="preserve">загрузить в «Образцы и реквизиты»: по ним приложение пишет в её стиле и заполняет реквизиты</w:t>
             </w:r>
           </w:p>
         </w:tc>
